--- a/public/downloads/CBS_Guide_1_The_Pricing_Leak_Fix.docx
+++ b/public/downloads/CBS_Guide_1_The_Pricing_Leak_Fix.docx
@@ -43,7 +43,7 @@
           <w:sz w:val="20"/>
           <w:szCs w:val="20"/>
         </w:rPr>
-        <w:t xml:space="preserve">Profit Leak Repair Series  ·  #1 of 7</w:t>
+        <w:t xml:space="preserve">Profit Leak Repair Series  ·  #1 of 10</w:t>
       </w:r>
     </w:p>
     <w:p>
